--- a/backend/data/sample_brds/BRD_Regulatory_Update.docx
+++ b/backend/data/sample_brds/BRD_Regulatory_Update.docx
@@ -7,7 +7,7 @@
         <w:pStyle w:val="Title"/>
       </w:pPr>
       <w:r>
-        <w:t>Regulatory Compliance Update - RBI Fair Lending Guidelines 2026</w:t>
+        <w:t>Regulatory Compliance Update - Equal Credit Opportunity Act (Regulation B) 2026</w:t>
       </w:r>
     </w:p>
     <w:p>
@@ -23,13 +23,13 @@
     <w:p/>
     <w:p>
       <w:r>
-        <w:t>In compliance with the Reserve Bank of India's updated Fair Lending Practice Guidelines (Circular No. RBI/2026/45, dated March 15, 2026), the following modifications to our lending criteria are mandated effective June 1, 2026.</w:t>
+        <w:t>In compliance with the Consumer Financial Protection Bureau's updated Equal Credit Opportunity Act (Regulation B) guidance (CFPB Bulletin 2026-04, dated March 15, 2026), the following modifications to our lending criteria are mandated effective June 1, 2026.</w:t>
       </w:r>
     </w:p>
     <w:p/>
     <w:p>
       <w:r>
-        <w:t>The circular requires all NBFCs to implement the following safeguards in their personal loan underwriting process. Non-compliance attracts penalties under Section 45-IA of the RBI Act.</w:t>
+        <w:t>The bulletin requires all consumer lenders (including non-bank fintech lenders) to implement the following safeguards in their personal loan underwriting process. Non-compliance attracts penalties under Section 615 of the FCRA (Fair Credit Reporting Act).</w:t>
       </w:r>
     </w:p>
     <w:p>
@@ -42,7 +42,7 @@
     </w:p>
     <w:p>
       <w:r>
-        <w:t>All applicants must have a verified monthly income of at least ₹15,000. The system must reject applications where monthly_income &lt; 15000 with reason code 'RBI_MIN_INCOME_NOT_MET'. This is a hard regulatory floor and cannot be overridden by any approval authority.</w:t>
+        <w:t>All applicants must have a verified monthly income of at least $2,500. The system must reject applications where monthly_income &lt; 2500 with reason code 'CFPB_MIN_INCOME_NOT_MET'. This is a hard regulatory floor and cannot be overridden by any approval authority.</w:t>
       </w:r>
     </w:p>
     <w:p>
@@ -55,7 +55,7 @@
     </w:p>
     <w:p>
       <w:r>
-        <w:t>The total loan exposure (desired_amount) must not exceed 10 times the applicant's monthly income. For example, an applicant earning ₹50,000 per month cannot be approved for more than ₹5,00,000. If desired_amount &gt; monthly_income * 10, the eligible amount must be capped at monthly_income * 10.</w:t>
+        <w:t>The total loan exposure (desired_amount) must not exceed 10 times the applicant's monthly income. For example, an applicant earning $8,000 per month cannot be approved for more than $80,000. If desired_amount &gt; monthly_income * 10, the eligible amount must be capped at monthly_income * 10.</w:t>
       </w:r>
     </w:p>
     <w:p>
@@ -68,7 +68,7 @@
     </w:p>
     <w:p>
       <w:r>
-        <w:t>All applicants must have a valid bureau score. Applications with bureau_score of 0 or missing bureau data must be declined. The minimum acceptable bureau score is 650 for regulatory purposes (individual lenders may set higher thresholds). Applications with bureau_score &lt; 650 must be rejected with reason 'RBI_BUREAU_MINIMUM'.</w:t>
+        <w:t>All applicants must have a valid bureau score. Applications with bureau_score of 0 or missing bureau data must be declined. The minimum acceptable bureau score is 650 for regulatory purposes (individual lenders may set higher thresholds). Applications with bureau_score &lt; 650 must be rejected with reason 'CFPB_BUREAU_MINIMUM' and an FCRA-compliant adverse-action notice.</w:t>
       </w:r>
     </w:p>
     <w:p>
@@ -107,7 +107,7 @@
     </w:p>
     <w:p>
       <w:r>
-        <w:t>Per the revised usury guidelines, the maximum interest rate for personal loans cannot exceed 24.0% per annum. Any risk-based pricing that would result in a rate above 24.0% must be capped at 24.0%. The system should flag such cases for compliance review.</w:t>
+        <w:t>Per the revised state-level usury guidelines aggregated under the TILA / Regulation Z disclosure framework, the maximum interest rate for personal loans cannot exceed 35.99% APR. Any risk-based pricing that would result in a rate above 35.99% must be capped at 35.99%. The system should flag such cases for compliance review.</w:t>
       </w:r>
     </w:p>
     <w:p>
@@ -120,7 +120,7 @@
     </w:p>
     <w:p>
       <w:r>
-        <w:t>Applicants must be at least 21 years of age for unsecured personal loans. Applications with age &lt; 21 must be rejected with reason 'RBI_MIN_AGE'. Additionally, applicants above 60 years must provide additional income verification — flag these for manual document review.</w:t>
+        <w:t>Applicants must be at least 21 years of age for unsecured personal loans. Applications with age &lt; 21 must be rejected with reason 'CFPB_MIN_AGE'. Additionally, applicants above 60 years must provide additional income verification — flag these for manual document review.</w:t>
       </w:r>
     </w:p>
     <w:sectPr>
